--- a/Data Analytics Report (2).docx
+++ b/Data Analytics Report (2).docx
@@ -162,13 +162,23 @@
         </w:rPr>
         <w:t xml:space="preserve">Program: </w:t>
       </w:r>
+      <w:proofErr w:type="spellStart"/>
       <w:r>
         <w:rPr>
           <w:rFonts w:ascii="Times New Roman" w:hAnsi="Times New Roman"/>
           <w:sz w:val="28"/>
           <w:szCs w:val="28"/>
         </w:rPr>
-        <w:t>B.Tech. CSE (Artificial Intelligence &amp; Machine Learning)</w:t>
+        <w:t>B.Tech</w:t>
+      </w:r>
+      <w:proofErr w:type="spellEnd"/>
+      <w:r>
+        <w:rPr>
+          <w:rFonts w:ascii="Times New Roman" w:hAnsi="Times New Roman"/>
+          <w:sz w:val="28"/>
+          <w:szCs w:val="28"/>
+        </w:rPr>
+        <w:t>. CSE (Artificial Intelligence &amp; Machine Learning)</w:t>
       </w:r>
     </w:p>
     <w:p>
@@ -348,48 +358,49 @@
           <w:sz w:val="28"/>
           <w:szCs w:val="28"/>
         </w:rPr>
-        <w:t xml:space="preserve"> S.Amee Satsangi – BETN1AI25206</w:t>
-      </w:r>
-    </w:p>
-    <w:p>
-      <w:pPr>
-        <w:spacing w:after="80" w:line="252" w:lineRule="auto"/>
-        <w:rPr>
+        <w:t xml:space="preserve"> </w:t>
+      </w:r>
+      <w:proofErr w:type="spellStart"/>
+      <w:r>
+        <w:rPr>
+          <w:rFonts w:ascii="Times New Roman" w:hAnsi="Times New Roman"/>
           <w:sz w:val="28"/>
           <w:szCs w:val="28"/>
         </w:rPr>
-      </w:pPr>
+        <w:t>S.Amee</w:t>
+      </w:r>
+      <w:proofErr w:type="spellEnd"/>
       <w:r>
         <w:rPr>
           <w:rFonts w:ascii="Times New Roman" w:hAnsi="Times New Roman"/>
           <w:sz w:val="28"/>
           <w:szCs w:val="28"/>
         </w:rPr>
-        <w:t xml:space="preserve">Team Member Name &amp; Roll No.: </w:t>
-      </w:r>
-    </w:p>
-    <w:p>
-      <w:pPr>
-        <w:spacing w:after="80" w:line="252" w:lineRule="auto"/>
-        <w:rPr>
+        <w:t xml:space="preserve"> </w:t>
+      </w:r>
+      <w:proofErr w:type="spellStart"/>
+      <w:r>
+        <w:rPr>
+          <w:rFonts w:ascii="Times New Roman" w:hAnsi="Times New Roman"/>
           <w:sz w:val="28"/>
           <w:szCs w:val="28"/>
         </w:rPr>
-      </w:pPr>
+        <w:t>Satsangi</w:t>
+      </w:r>
+      <w:proofErr w:type="spellEnd"/>
       <w:r>
         <w:rPr>
           <w:rFonts w:ascii="Times New Roman" w:hAnsi="Times New Roman"/>
           <w:sz w:val="28"/>
           <w:szCs w:val="28"/>
         </w:rPr>
-        <w:t xml:space="preserve">Team Member Name &amp; Roll No.: </w:t>
-      </w:r>
-    </w:p>
-    <w:p>
-      <w:pPr>
-        <w:spacing w:after="80" w:line="252" w:lineRule="auto"/>
-        <w:rPr>
-          <w:rFonts w:ascii="Times New Roman" w:hAnsi="Times New Roman"/>
+        <w:t xml:space="preserve"> – BETN1AI25206</w:t>
+      </w:r>
+    </w:p>
+    <w:p>
+      <w:pPr>
+        <w:spacing w:after="80" w:line="252" w:lineRule="auto"/>
+        <w:rPr>
           <w:sz w:val="28"/>
           <w:szCs w:val="28"/>
         </w:rPr>
@@ -400,40 +411,67 @@
           <w:sz w:val="28"/>
           <w:szCs w:val="28"/>
         </w:rPr>
-        <w:t xml:space="preserve">Faculty Mentor: </w:t>
-      </w:r>
-      <w:r>
-        <w:rPr>
-          <w:rFonts w:ascii="Times New Roman" w:hAnsi="Times New Roman"/>
+        <w:t xml:space="preserve">Team Member Name &amp; Roll No.: </w:t>
+      </w:r>
+    </w:p>
+    <w:p>
+      <w:pPr>
+        <w:spacing w:after="80" w:line="252" w:lineRule="auto"/>
+        <w:rPr>
           <w:sz w:val="28"/>
           <w:szCs w:val="28"/>
         </w:rPr>
-        <w:t xml:space="preserve">DR. Sanjay Jain Professor, Dept. of CSA, SOET, </w:t>
-      </w:r>
-    </w:p>
-    <w:p>
-      <w:pPr>
-        <w:spacing w:after="80" w:line="252" w:lineRule="auto"/>
-        <w:rPr>
+      </w:pPr>
+      <w:r>
+        <w:rPr>
+          <w:rFonts w:ascii="Times New Roman" w:hAnsi="Times New Roman"/>
           <w:sz w:val="28"/>
           <w:szCs w:val="28"/>
         </w:rPr>
-      </w:pPr>
-      <w:r>
+        <w:t xml:space="preserve">Team Member Name &amp; Roll No.: </w:t>
+      </w:r>
+    </w:p>
+    <w:p>
+      <w:pPr>
+        <w:spacing w:after="80" w:line="252" w:lineRule="auto"/>
         <w:rPr>
           <w:rFonts w:ascii="Times New Roman" w:hAnsi="Times New Roman"/>
           <w:sz w:val="28"/>
           <w:szCs w:val="28"/>
         </w:rPr>
-        <w:t xml:space="preserve">                           </w:t>
-      </w:r>
+      </w:pPr>
       <w:r>
         <w:rPr>
           <w:rFonts w:ascii="Times New Roman" w:hAnsi="Times New Roman"/>
           <w:sz w:val="28"/>
           <w:szCs w:val="28"/>
         </w:rPr>
-        <w:t>ITM University, Gwalior</w:t>
+        <w:t xml:space="preserve">Faculty Mentor: </w:t>
+      </w:r>
+      <w:r>
+        <w:rPr>
+          <w:rFonts w:ascii="Times New Roman" w:hAnsi="Times New Roman"/>
+          <w:sz w:val="28"/>
+          <w:szCs w:val="28"/>
+        </w:rPr>
+        <w:t xml:space="preserve">DR. Sanjay Jain Professor, Dept. of CSA, SOET, </w:t>
+      </w:r>
+    </w:p>
+    <w:p>
+      <w:pPr>
+        <w:spacing w:after="80" w:line="252" w:lineRule="auto"/>
+        <w:rPr>
+          <w:sz w:val="28"/>
+          <w:szCs w:val="28"/>
+        </w:rPr>
+      </w:pPr>
+      <w:r>
+        <w:rPr>
+          <w:rFonts w:ascii="Times New Roman" w:hAnsi="Times New Roman"/>
+          <w:sz w:val="28"/>
+          <w:szCs w:val="28"/>
+        </w:rPr>
+        <w:t xml:space="preserve">                           ITM University, Gwalior</w:t>
       </w:r>
     </w:p>
     <w:p>
@@ -509,29 +547,71 @@
         <w:rPr>
           <w:rFonts w:ascii="Times New Roman" w:hAnsi="Times New Roman"/>
         </w:rPr>
-        <w:t>The project uses the Individual Household Electric Power Consumption dataset available through the UCI Machine Learning Repository. It contains timestamped measurements such as active power, reactive power, voltage, current intensity, and three sub-metering readings. The analysis focuses on the period from 1 December 2009 to 26 November 2010. Python and its data-analysis and visualization libraries were used to clean the data, summarize usage over time, compare patterns, and create charts.</w:t>
-      </w:r>
-    </w:p>
-    <w:p>
-      <w:pPr>
-        <w:spacing w:after="80" w:line="252" w:lineRule="auto"/>
-      </w:pPr>
-      <w:r>
-        <w:rPr>
-          <w:rFonts w:ascii="Times New Roman" w:hAnsi="Times New Roman"/>
-        </w:rPr>
-        <w:t>The main questions were: when is average electricity demand highest, how does usage differ by day and month, and which measured sub-metering channel records the largest total? The results are shown through summary statistics, visualizations, and a Streamlit dashboard. The project is descriptive: it explains patterns in the available data rather than proving why those patterns occur or predicting future demand.</w:t>
-      </w:r>
-    </w:p>
-    <w:p>
-      <w:pPr>
-        <w:spacing w:after="80" w:line="252" w:lineRule="auto"/>
-      </w:pPr>
-      <w:r>
-        <w:rPr>
-          <w:rFonts w:ascii="Times New Roman" w:hAnsi="Times New Roman"/>
-        </w:rPr>
-        <w:t>The dataset represents one household in Sceaux, France, so its patterns should not be treated as typical of every household or of households in India. The November 2010 data is incomplete, and monthly energy values are estimates calculated from the recorded power measurements. These limits are considered when interpreting the results.</w:t>
+        <w:t xml:space="preserve">The project uses the Individual Household Electric Power Consumption dataset available through the UCI Machine Learning Repository. It contains </w:t>
+      </w:r>
+      <w:proofErr w:type="spellStart"/>
+      <w:r>
+        <w:rPr>
+          <w:rFonts w:ascii="Times New Roman" w:hAnsi="Times New Roman"/>
+        </w:rPr>
+        <w:t>timestamped</w:t>
+      </w:r>
+      <w:proofErr w:type="spellEnd"/>
+      <w:r>
+        <w:rPr>
+          <w:rFonts w:ascii="Times New Roman" w:hAnsi="Times New Roman"/>
+        </w:rPr>
+        <w:t xml:space="preserve"> measurements such as active power, reactive power, voltage, current intensity, and three sub-metering readings. The analysis focuses on the period from 1 December 2009 to 26 November 2010. Python and its data-analysis and visualization libraries were used to clean the data, summarize usage over time, compare patterns, and create charts.</w:t>
+      </w:r>
+    </w:p>
+    <w:p>
+      <w:pPr>
+        <w:spacing w:after="80" w:line="252" w:lineRule="auto"/>
+      </w:pPr>
+      <w:r>
+        <w:rPr>
+          <w:rFonts w:ascii="Times New Roman" w:hAnsi="Times New Roman"/>
+        </w:rPr>
+        <w:t xml:space="preserve">The main questions were: when is average electricity demand highest, how does usage differ by day and month, and which measured sub-metering channel records the largest total? The results are shown through summary statistics, visualizations, and a </w:t>
+      </w:r>
+      <w:proofErr w:type="spellStart"/>
+      <w:r>
+        <w:rPr>
+          <w:rFonts w:ascii="Times New Roman" w:hAnsi="Times New Roman"/>
+        </w:rPr>
+        <w:t>Streamlit</w:t>
+      </w:r>
+      <w:proofErr w:type="spellEnd"/>
+      <w:r>
+        <w:rPr>
+          <w:rFonts w:ascii="Times New Roman" w:hAnsi="Times New Roman"/>
+        </w:rPr>
+        <w:t xml:space="preserve"> dashboard. The project is descriptive: it explains patterns in the available data rather than proving why those patterns occur or predicting future demand.</w:t>
+      </w:r>
+    </w:p>
+    <w:p>
+      <w:pPr>
+        <w:spacing w:after="80" w:line="252" w:lineRule="auto"/>
+      </w:pPr>
+      <w:r>
+        <w:rPr>
+          <w:rFonts w:ascii="Times New Roman" w:hAnsi="Times New Roman"/>
+        </w:rPr>
+        <w:t xml:space="preserve">The dataset represents one household in </w:t>
+      </w:r>
+      <w:proofErr w:type="spellStart"/>
+      <w:r>
+        <w:rPr>
+          <w:rFonts w:ascii="Times New Roman" w:hAnsi="Times New Roman"/>
+        </w:rPr>
+        <w:t>Sceaux</w:t>
+      </w:r>
+      <w:proofErr w:type="spellEnd"/>
+      <w:r>
+        <w:rPr>
+          <w:rFonts w:ascii="Times New Roman" w:hAnsi="Times New Roman"/>
+        </w:rPr>
+        <w:t>, France, so its patterns should not be treated as typical of every household or of households in India. The November 2010 data is incomplete, and monthly energy values are estimates calculated from the recorded power measurements. These limits are considered when interpreting the results.</w:t>
       </w:r>
     </w:p>
     <w:p>
@@ -731,7 +811,71 @@
           <w:rFonts w:ascii="Times New Roman" w:hAnsi="Times New Roman"/>
           <w:sz w:val="21"/>
         </w:rPr>
-        <w:t>• Date and Time record when each measurement was taken. Global_active_power and Global_reactive_power describe active and reactive power; Voltage records supply voltage; Global_intensity records current intensity; Sub_metering_1, Sub_metering_2, and Sub_metering_3 record three sub-metering channels. The original dataset has 2,075,259 rows and 9 columns. The selected analysis period contains 519,663 timestamped rows.</w:t>
+        <w:t xml:space="preserve">• Date and Time record when each measurement was taken. </w:t>
+      </w:r>
+      <w:proofErr w:type="spellStart"/>
+      <w:r>
+        <w:rPr>
+          <w:rFonts w:ascii="Times New Roman" w:hAnsi="Times New Roman"/>
+          <w:sz w:val="21"/>
+        </w:rPr>
+        <w:t>Global_active_power</w:t>
+      </w:r>
+      <w:proofErr w:type="spellEnd"/>
+      <w:r>
+        <w:rPr>
+          <w:rFonts w:ascii="Times New Roman" w:hAnsi="Times New Roman"/>
+          <w:sz w:val="21"/>
+        </w:rPr>
+        <w:t xml:space="preserve"> and </w:t>
+      </w:r>
+      <w:proofErr w:type="spellStart"/>
+      <w:r>
+        <w:rPr>
+          <w:rFonts w:ascii="Times New Roman" w:hAnsi="Times New Roman"/>
+          <w:sz w:val="21"/>
+        </w:rPr>
+        <w:t>Global_reactive_power</w:t>
+      </w:r>
+      <w:proofErr w:type="spellEnd"/>
+      <w:r>
+        <w:rPr>
+          <w:rFonts w:ascii="Times New Roman" w:hAnsi="Times New Roman"/>
+          <w:sz w:val="21"/>
+        </w:rPr>
+        <w:t xml:space="preserve"> describe active and reactive power; Voltage records supply voltage; </w:t>
+      </w:r>
+      <w:proofErr w:type="spellStart"/>
+      <w:r>
+        <w:rPr>
+          <w:rFonts w:ascii="Times New Roman" w:hAnsi="Times New Roman"/>
+          <w:sz w:val="21"/>
+        </w:rPr>
+        <w:t>Global_intensity</w:t>
+      </w:r>
+      <w:proofErr w:type="spellEnd"/>
+      <w:r>
+        <w:rPr>
+          <w:rFonts w:ascii="Times New Roman" w:hAnsi="Times New Roman"/>
+          <w:sz w:val="21"/>
+        </w:rPr>
+        <w:t xml:space="preserve"> records current intensity; Sub_metering_1, Sub_metering_2, and Sub_metering_3 record three sub-metering channels. The original dataset has 2,075,259 rows and 9 columns. The selected analysis period contains 519,663 </w:t>
+      </w:r>
+      <w:proofErr w:type="spellStart"/>
+      <w:r>
+        <w:rPr>
+          <w:rFonts w:ascii="Times New Roman" w:hAnsi="Times New Roman"/>
+          <w:sz w:val="21"/>
+        </w:rPr>
+        <w:t>timestamped</w:t>
+      </w:r>
+      <w:proofErr w:type="spellEnd"/>
+      <w:r>
+        <w:rPr>
+          <w:rFonts w:ascii="Times New Roman" w:hAnsi="Times New Roman"/>
+          <w:sz w:val="21"/>
+        </w:rPr>
+        <w:t xml:space="preserve"> rows.</w:t>
       </w:r>
     </w:p>
     <w:p>
@@ -862,28 +1006,69 @@
       <w:pPr>
         <w:spacing w:after="80" w:line="252" w:lineRule="auto"/>
       </w:pPr>
-      <w:r>
-        <w:rPr>
-          <w:rFonts w:ascii="Consolas" w:hAnsi="Consolas"/>
-          <w:sz w:val="17"/>
-        </w:rPr>
-        <w:t>numeric_columns = [</w:t>
-      </w:r>
-      <w:r>
-        <w:rPr>
-          <w:rFonts w:ascii="Consolas" w:hAnsi="Consolas"/>
-          <w:sz w:val="17"/>
-        </w:rPr>
-        <w:br/>
-        <w:t xml:space="preserve">    'Global_active_power',</w:t>
-      </w:r>
-      <w:r>
-        <w:rPr>
-          <w:rFonts w:ascii="Consolas" w:hAnsi="Consolas"/>
-          <w:sz w:val="17"/>
-        </w:rPr>
-        <w:br/>
-        <w:t xml:space="preserve">    'Global_reactive_power',</w:t>
+      <w:proofErr w:type="spellStart"/>
+      <w:r>
+        <w:rPr>
+          <w:rFonts w:ascii="Consolas" w:hAnsi="Consolas"/>
+          <w:sz w:val="17"/>
+        </w:rPr>
+        <w:t>numeric_columns</w:t>
+      </w:r>
+      <w:proofErr w:type="spellEnd"/>
+      <w:r>
+        <w:rPr>
+          <w:rFonts w:ascii="Consolas" w:hAnsi="Consolas"/>
+          <w:sz w:val="17"/>
+        </w:rPr>
+        <w:t xml:space="preserve"> = [</w:t>
+      </w:r>
+      <w:r>
+        <w:rPr>
+          <w:rFonts w:ascii="Consolas" w:hAnsi="Consolas"/>
+          <w:sz w:val="17"/>
+        </w:rPr>
+        <w:br/>
+        <w:t xml:space="preserve">    '</w:t>
+      </w:r>
+      <w:proofErr w:type="spellStart"/>
+      <w:r>
+        <w:rPr>
+          <w:rFonts w:ascii="Consolas" w:hAnsi="Consolas"/>
+          <w:sz w:val="17"/>
+        </w:rPr>
+        <w:t>Global_active_power</w:t>
+      </w:r>
+      <w:proofErr w:type="spellEnd"/>
+      <w:r>
+        <w:rPr>
+          <w:rFonts w:ascii="Consolas" w:hAnsi="Consolas"/>
+          <w:sz w:val="17"/>
+        </w:rPr>
+        <w:t>',</w:t>
+      </w:r>
+      <w:r>
+        <w:rPr>
+          <w:rFonts w:ascii="Consolas" w:hAnsi="Consolas"/>
+          <w:sz w:val="17"/>
+        </w:rPr>
+        <w:br/>
+        <w:t xml:space="preserve">    '</w:t>
+      </w:r>
+      <w:proofErr w:type="spellStart"/>
+      <w:r>
+        <w:rPr>
+          <w:rFonts w:ascii="Consolas" w:hAnsi="Consolas"/>
+          <w:sz w:val="17"/>
+        </w:rPr>
+        <w:t>Global_reactive_power</w:t>
+      </w:r>
+      <w:proofErr w:type="spellEnd"/>
+      <w:r>
+        <w:rPr>
+          <w:rFonts w:ascii="Consolas" w:hAnsi="Consolas"/>
+          <w:sz w:val="17"/>
+        </w:rPr>
+        <w:t>',</w:t>
       </w:r>
       <w:r>
         <w:rPr>
@@ -899,7 +1084,23 @@
           <w:sz w:val="17"/>
         </w:rPr>
         <w:br/>
-        <w:t xml:space="preserve">    'Global_intensity',</w:t>
+        <w:t xml:space="preserve">    '</w:t>
+      </w:r>
+      <w:proofErr w:type="spellStart"/>
+      <w:r>
+        <w:rPr>
+          <w:rFonts w:ascii="Consolas" w:hAnsi="Consolas"/>
+          <w:sz w:val="17"/>
+        </w:rPr>
+        <w:t>Global_intensity</w:t>
+      </w:r>
+      <w:proofErr w:type="spellEnd"/>
+      <w:r>
+        <w:rPr>
+          <w:rFonts w:ascii="Consolas" w:hAnsi="Consolas"/>
+          <w:sz w:val="17"/>
+        </w:rPr>
+        <w:t>',</w:t>
       </w:r>
       <w:r>
         <w:rPr>
@@ -946,21 +1147,47 @@
           <w:sz w:val="17"/>
         </w:rPr>
         <w:br/>
-      </w:r>
-      <w:r>
-        <w:rPr>
-          <w:rFonts w:ascii="Consolas" w:hAnsi="Consolas"/>
-          <w:sz w:val="17"/>
-        </w:rPr>
-        <w:t>for column in numeric_columns:</w:t>
-      </w:r>
-      <w:r>
-        <w:rPr>
-          <w:rFonts w:ascii="Consolas" w:hAnsi="Consolas"/>
-          <w:sz w:val="17"/>
-        </w:rPr>
-        <w:br/>
-        <w:t xml:space="preserve">    df_12months[column] = pd.to_numeric(</w:t>
+        <w:t xml:space="preserve">for column in </w:t>
+      </w:r>
+      <w:proofErr w:type="spellStart"/>
+      <w:r>
+        <w:rPr>
+          <w:rFonts w:ascii="Consolas" w:hAnsi="Consolas"/>
+          <w:sz w:val="17"/>
+        </w:rPr>
+        <w:t>numeric_columns</w:t>
+      </w:r>
+      <w:proofErr w:type="spellEnd"/>
+      <w:r>
+        <w:rPr>
+          <w:rFonts w:ascii="Consolas" w:hAnsi="Consolas"/>
+          <w:sz w:val="17"/>
+        </w:rPr>
+        <w:t>:</w:t>
+      </w:r>
+      <w:r>
+        <w:rPr>
+          <w:rFonts w:ascii="Consolas" w:hAnsi="Consolas"/>
+          <w:sz w:val="17"/>
+        </w:rPr>
+        <w:br/>
+        <w:t xml:space="preserve">    df_12months[column] = </w:t>
+      </w:r>
+      <w:proofErr w:type="spellStart"/>
+      <w:r>
+        <w:rPr>
+          <w:rFonts w:ascii="Consolas" w:hAnsi="Consolas"/>
+          <w:sz w:val="17"/>
+        </w:rPr>
+        <w:t>pd.to_numeric</w:t>
+      </w:r>
+      <w:proofErr w:type="spellEnd"/>
+      <w:r>
+        <w:rPr>
+          <w:rFonts w:ascii="Consolas" w:hAnsi="Consolas"/>
+          <w:sz w:val="17"/>
+        </w:rPr>
+        <w:t>(</w:t>
       </w:r>
       <w:r>
         <w:rPr>
@@ -999,15 +1226,63 @@
           <w:sz w:val="17"/>
         </w:rPr>
         <w:br/>
-        <w:t>df_12months['DateTime'] = pd.to_datetime(</w:t>
-      </w:r>
-      <w:r>
-        <w:rPr>
-          <w:rFonts w:ascii="Consolas" w:hAnsi="Consolas"/>
-          <w:sz w:val="17"/>
-        </w:rPr>
-        <w:br/>
-        <w:t xml:space="preserve">    df_12months['Date'].dt.strftime('%Y-%m-%d') + ' ' +</w:t>
+        <w:t>df_12months['</w:t>
+      </w:r>
+      <w:proofErr w:type="spellStart"/>
+      <w:r>
+        <w:rPr>
+          <w:rFonts w:ascii="Consolas" w:hAnsi="Consolas"/>
+          <w:sz w:val="17"/>
+        </w:rPr>
+        <w:t>DateTime</w:t>
+      </w:r>
+      <w:proofErr w:type="spellEnd"/>
+      <w:r>
+        <w:rPr>
+          <w:rFonts w:ascii="Consolas" w:hAnsi="Consolas"/>
+          <w:sz w:val="17"/>
+        </w:rPr>
+        <w:t xml:space="preserve">'] = </w:t>
+      </w:r>
+      <w:proofErr w:type="spellStart"/>
+      <w:r>
+        <w:rPr>
+          <w:rFonts w:ascii="Consolas" w:hAnsi="Consolas"/>
+          <w:sz w:val="17"/>
+        </w:rPr>
+        <w:t>pd.to_datetime</w:t>
+      </w:r>
+      <w:proofErr w:type="spellEnd"/>
+      <w:r>
+        <w:rPr>
+          <w:rFonts w:ascii="Consolas" w:hAnsi="Consolas"/>
+          <w:sz w:val="17"/>
+        </w:rPr>
+        <w:t>(</w:t>
+      </w:r>
+      <w:r>
+        <w:rPr>
+          <w:rFonts w:ascii="Consolas" w:hAnsi="Consolas"/>
+          <w:sz w:val="17"/>
+        </w:rPr>
+        <w:br/>
+        <w:t xml:space="preserve">    df_12months['Date'].</w:t>
+      </w:r>
+      <w:proofErr w:type="spellStart"/>
+      <w:r>
+        <w:rPr>
+          <w:rFonts w:ascii="Consolas" w:hAnsi="Consolas"/>
+          <w:sz w:val="17"/>
+        </w:rPr>
+        <w:t>dt.strftime</w:t>
+      </w:r>
+      <w:proofErr w:type="spellEnd"/>
+      <w:r>
+        <w:rPr>
+          <w:rFonts w:ascii="Consolas" w:hAnsi="Consolas"/>
+          <w:sz w:val="17"/>
+        </w:rPr>
+        <w:t>('%Y-%m-%d') + ' ' +</w:t>
       </w:r>
       <w:r>
         <w:rPr>
@@ -1046,44 +1321,118 @@
           <w:sz w:val="17"/>
         </w:rPr>
         <w:br/>
-        <w:t>df_12months = df_12months.dropna(subset=['DateTime'])</w:t>
-      </w:r>
-      <w:r>
-        <w:rPr>
-          <w:rFonts w:ascii="Consolas" w:hAnsi="Consolas"/>
-          <w:sz w:val="17"/>
-        </w:rPr>
-        <w:br/>
-        <w:t>df_12months = df_12months.drop_duplicates(subset=['DateTime'])</w:t>
-      </w:r>
-      <w:r>
-        <w:rPr>
-          <w:rFonts w:ascii="Consolas" w:hAnsi="Consolas"/>
-          <w:sz w:val="17"/>
-        </w:rPr>
-        <w:br/>
-        <w:t>df_12months = df_12months.sort_values('DateTime').reset_index(drop=True)</w:t>
-      </w:r>
-      <w:r>
-        <w:rPr>
-          <w:rFonts w:ascii="Consolas" w:hAnsi="Consolas"/>
-          <w:sz w:val="17"/>
-        </w:rPr>
-        <w:br/>
-      </w:r>
-      <w:r>
-        <w:rPr>
-          <w:rFonts w:ascii="Consolas" w:hAnsi="Consolas"/>
-          <w:sz w:val="17"/>
-        </w:rPr>
-        <w:br/>
-      </w:r>
-      <w:r>
-        <w:rPr>
-          <w:rFonts w:ascii="Consolas" w:hAnsi="Consolas"/>
-          <w:sz w:val="17"/>
-        </w:rPr>
-        <w:t>print("The data has been cleaned and organised!")</w:t>
+        <w:t>df_12months = df_12months.dropna(subset=['</w:t>
+      </w:r>
+      <w:proofErr w:type="spellStart"/>
+      <w:r>
+        <w:rPr>
+          <w:rFonts w:ascii="Consolas" w:hAnsi="Consolas"/>
+          <w:sz w:val="17"/>
+        </w:rPr>
+        <w:t>DateTime</w:t>
+      </w:r>
+      <w:proofErr w:type="spellEnd"/>
+      <w:r>
+        <w:rPr>
+          <w:rFonts w:ascii="Consolas" w:hAnsi="Consolas"/>
+          <w:sz w:val="17"/>
+        </w:rPr>
+        <w:t>'])</w:t>
+      </w:r>
+      <w:r>
+        <w:rPr>
+          <w:rFonts w:ascii="Consolas" w:hAnsi="Consolas"/>
+          <w:sz w:val="17"/>
+        </w:rPr>
+        <w:br/>
+        <w:t>df_12months = df_12months.drop_duplicates(subset=['</w:t>
+      </w:r>
+      <w:proofErr w:type="spellStart"/>
+      <w:r>
+        <w:rPr>
+          <w:rFonts w:ascii="Consolas" w:hAnsi="Consolas"/>
+          <w:sz w:val="17"/>
+        </w:rPr>
+        <w:t>DateTime</w:t>
+      </w:r>
+      <w:proofErr w:type="spellEnd"/>
+      <w:r>
+        <w:rPr>
+          <w:rFonts w:ascii="Consolas" w:hAnsi="Consolas"/>
+          <w:sz w:val="17"/>
+        </w:rPr>
+        <w:t>'])</w:t>
+      </w:r>
+      <w:r>
+        <w:rPr>
+          <w:rFonts w:ascii="Consolas" w:hAnsi="Consolas"/>
+          <w:sz w:val="17"/>
+        </w:rPr>
+        <w:br/>
+        <w:t>df_12months = df_12months.sort_values('</w:t>
+      </w:r>
+      <w:proofErr w:type="spellStart"/>
+      <w:r>
+        <w:rPr>
+          <w:rFonts w:ascii="Consolas" w:hAnsi="Consolas"/>
+          <w:sz w:val="17"/>
+        </w:rPr>
+        <w:t>DateTime</w:t>
+      </w:r>
+      <w:proofErr w:type="spellEnd"/>
+      <w:r>
+        <w:rPr>
+          <w:rFonts w:ascii="Consolas" w:hAnsi="Consolas"/>
+          <w:sz w:val="17"/>
+        </w:rPr>
+        <w:t>').</w:t>
+      </w:r>
+      <w:proofErr w:type="spellStart"/>
+      <w:r>
+        <w:rPr>
+          <w:rFonts w:ascii="Consolas" w:hAnsi="Consolas"/>
+          <w:sz w:val="17"/>
+        </w:rPr>
+        <w:t>reset_index</w:t>
+      </w:r>
+      <w:proofErr w:type="spellEnd"/>
+      <w:r>
+        <w:rPr>
+          <w:rFonts w:ascii="Consolas" w:hAnsi="Consolas"/>
+          <w:sz w:val="17"/>
+        </w:rPr>
+        <w:t>(drop=True)</w:t>
+      </w:r>
+      <w:r>
+        <w:rPr>
+          <w:rFonts w:ascii="Consolas" w:hAnsi="Consolas"/>
+          <w:sz w:val="17"/>
+        </w:rPr>
+        <w:br/>
+      </w:r>
+      <w:r>
+        <w:rPr>
+          <w:rFonts w:ascii="Consolas" w:hAnsi="Consolas"/>
+          <w:sz w:val="17"/>
+        </w:rPr>
+        <w:br/>
+        <w:t xml:space="preserve">print("The data has been cleaned and </w:t>
+      </w:r>
+      <w:proofErr w:type="spellStart"/>
+      <w:r>
+        <w:rPr>
+          <w:rFonts w:ascii="Consolas" w:hAnsi="Consolas"/>
+          <w:sz w:val="17"/>
+        </w:rPr>
+        <w:t>organised</w:t>
+      </w:r>
+      <w:proofErr w:type="spellEnd"/>
+      <w:r>
+        <w:rPr>
+          <w:rFonts w:ascii="Consolas" w:hAnsi="Consolas"/>
+          <w:sz w:val="17"/>
+        </w:rPr>
+        <w:t>!")</w:t>
       </w:r>
       <w:r>
         <w:rPr>
@@ -1107,37 +1456,163 @@
           <w:sz w:val="17"/>
         </w:rPr>
         <w:br/>
-        <w:t>print(df_12months[numeric_columns].isnull().sum())</w:t>
-      </w:r>
-      <w:r>
-        <w:rPr>
-          <w:rFonts w:ascii="Consolas" w:hAnsi="Consolas"/>
-          <w:sz w:val="17"/>
-        </w:rPr>
-        <w:br/>
-      </w:r>
-      <w:r>
-        <w:rPr>
-          <w:rFonts w:ascii="Consolas" w:hAnsi="Consolas"/>
-          <w:sz w:val="17"/>
-        </w:rPr>
-        <w:br/>
-        <w:t>df_clean = df_12months.set_index('DateTime').copy()</w:t>
-      </w:r>
-      <w:r>
-        <w:rPr>
-          <w:rFonts w:ascii="Consolas" w:hAnsi="Consolas"/>
-          <w:sz w:val="17"/>
-        </w:rPr>
-        <w:br/>
-      </w:r>
-      <w:r>
-        <w:rPr>
-          <w:rFonts w:ascii="Consolas" w:hAnsi="Consolas"/>
-          <w:sz w:val="17"/>
-        </w:rPr>
-        <w:br/>
-        <w:t>df_clean[numeric_columns] = df_clean[numeric_columns].interpolate(</w:t>
+        <w:t>print(df_12months[</w:t>
+      </w:r>
+      <w:proofErr w:type="spellStart"/>
+      <w:r>
+        <w:rPr>
+          <w:rFonts w:ascii="Consolas" w:hAnsi="Consolas"/>
+          <w:sz w:val="17"/>
+        </w:rPr>
+        <w:t>numeric_columns</w:t>
+      </w:r>
+      <w:proofErr w:type="spellEnd"/>
+      <w:r>
+        <w:rPr>
+          <w:rFonts w:ascii="Consolas" w:hAnsi="Consolas"/>
+          <w:sz w:val="17"/>
+        </w:rPr>
+        <w:t>].</w:t>
+      </w:r>
+      <w:proofErr w:type="spellStart"/>
+      <w:r>
+        <w:rPr>
+          <w:rFonts w:ascii="Consolas" w:hAnsi="Consolas"/>
+          <w:sz w:val="17"/>
+        </w:rPr>
+        <w:t>isnull</w:t>
+      </w:r>
+      <w:proofErr w:type="spellEnd"/>
+      <w:r>
+        <w:rPr>
+          <w:rFonts w:ascii="Consolas" w:hAnsi="Consolas"/>
+          <w:sz w:val="17"/>
+        </w:rPr>
+        <w:t>().sum())</w:t>
+      </w:r>
+      <w:r>
+        <w:rPr>
+          <w:rFonts w:ascii="Consolas" w:hAnsi="Consolas"/>
+          <w:sz w:val="17"/>
+        </w:rPr>
+        <w:br/>
+      </w:r>
+      <w:r>
+        <w:rPr>
+          <w:rFonts w:ascii="Consolas" w:hAnsi="Consolas"/>
+          <w:sz w:val="17"/>
+        </w:rPr>
+        <w:br/>
+      </w:r>
+      <w:proofErr w:type="spellStart"/>
+      <w:r>
+        <w:rPr>
+          <w:rFonts w:ascii="Consolas" w:hAnsi="Consolas"/>
+          <w:sz w:val="17"/>
+        </w:rPr>
+        <w:t>df_clean</w:t>
+      </w:r>
+      <w:proofErr w:type="spellEnd"/>
+      <w:r>
+        <w:rPr>
+          <w:rFonts w:ascii="Consolas" w:hAnsi="Consolas"/>
+          <w:sz w:val="17"/>
+        </w:rPr>
+        <w:t xml:space="preserve"> = df_12months.set_index('</w:t>
+      </w:r>
+      <w:proofErr w:type="spellStart"/>
+      <w:r>
+        <w:rPr>
+          <w:rFonts w:ascii="Consolas" w:hAnsi="Consolas"/>
+          <w:sz w:val="17"/>
+        </w:rPr>
+        <w:t>DateTime</w:t>
+      </w:r>
+      <w:proofErr w:type="spellEnd"/>
+      <w:r>
+        <w:rPr>
+          <w:rFonts w:ascii="Consolas" w:hAnsi="Consolas"/>
+          <w:sz w:val="17"/>
+        </w:rPr>
+        <w:t>').copy()</w:t>
+      </w:r>
+      <w:r>
+        <w:rPr>
+          <w:rFonts w:ascii="Consolas" w:hAnsi="Consolas"/>
+          <w:sz w:val="17"/>
+        </w:rPr>
+        <w:br/>
+      </w:r>
+      <w:r>
+        <w:rPr>
+          <w:rFonts w:ascii="Consolas" w:hAnsi="Consolas"/>
+          <w:sz w:val="17"/>
+        </w:rPr>
+        <w:br/>
+      </w:r>
+      <w:proofErr w:type="spellStart"/>
+      <w:r>
+        <w:rPr>
+          <w:rFonts w:ascii="Consolas" w:hAnsi="Consolas"/>
+          <w:sz w:val="17"/>
+        </w:rPr>
+        <w:t>df_clean</w:t>
+      </w:r>
+      <w:proofErr w:type="spellEnd"/>
+      <w:r>
+        <w:rPr>
+          <w:rFonts w:ascii="Consolas" w:hAnsi="Consolas"/>
+          <w:sz w:val="17"/>
+        </w:rPr>
+        <w:t>[</w:t>
+      </w:r>
+      <w:proofErr w:type="spellStart"/>
+      <w:r>
+        <w:rPr>
+          <w:rFonts w:ascii="Consolas" w:hAnsi="Consolas"/>
+          <w:sz w:val="17"/>
+        </w:rPr>
+        <w:t>numeric_columns</w:t>
+      </w:r>
+      <w:proofErr w:type="spellEnd"/>
+      <w:r>
+        <w:rPr>
+          <w:rFonts w:ascii="Consolas" w:hAnsi="Consolas"/>
+          <w:sz w:val="17"/>
+        </w:rPr>
+        <w:t xml:space="preserve">] = </w:t>
+      </w:r>
+      <w:proofErr w:type="spellStart"/>
+      <w:r>
+        <w:rPr>
+          <w:rFonts w:ascii="Consolas" w:hAnsi="Consolas"/>
+          <w:sz w:val="17"/>
+        </w:rPr>
+        <w:t>df_clean</w:t>
+      </w:r>
+      <w:proofErr w:type="spellEnd"/>
+      <w:r>
+        <w:rPr>
+          <w:rFonts w:ascii="Consolas" w:hAnsi="Consolas"/>
+          <w:sz w:val="17"/>
+        </w:rPr>
+        <w:t>[</w:t>
+      </w:r>
+      <w:proofErr w:type="spellStart"/>
+      <w:r>
+        <w:rPr>
+          <w:rFonts w:ascii="Consolas" w:hAnsi="Consolas"/>
+          <w:sz w:val="17"/>
+        </w:rPr>
+        <w:t>numeric_columns</w:t>
+      </w:r>
+      <w:proofErr w:type="spellEnd"/>
+      <w:r>
+        <w:rPr>
+          <w:rFonts w:ascii="Consolas" w:hAnsi="Consolas"/>
+          <w:sz w:val="17"/>
+        </w:rPr>
+        <w:t>].interpolate(</w:t>
       </w:r>
       <w:r>
         <w:rPr>
@@ -1161,7 +1636,23 @@
           <w:sz w:val="17"/>
         </w:rPr>
         <w:br/>
-        <w:t xml:space="preserve">    limit_area='inside'</w:t>
+        <w:t xml:space="preserve">    </w:t>
+      </w:r>
+      <w:proofErr w:type="spellStart"/>
+      <w:r>
+        <w:rPr>
+          <w:rFonts w:ascii="Consolas" w:hAnsi="Consolas"/>
+          <w:sz w:val="17"/>
+        </w:rPr>
+        <w:t>limit_area</w:t>
+      </w:r>
+      <w:proofErr w:type="spellEnd"/>
+      <w:r>
+        <w:rPr>
+          <w:rFonts w:ascii="Consolas" w:hAnsi="Consolas"/>
+          <w:sz w:val="17"/>
+        </w:rPr>
+        <w:t>='inside'</w:t>
       </w:r>
       <w:r>
         <w:rPr>
@@ -1192,36 +1683,110 @@
           <w:sz w:val="17"/>
         </w:rPr>
         <w:br/>
-        <w:t>print(df_clean[numeric_columns].isnull().sum())</w:t>
-      </w:r>
-      <w:r>
-        <w:rPr>
-          <w:rFonts w:ascii="Consolas" w:hAnsi="Consolas"/>
-          <w:sz w:val="17"/>
-        </w:rPr>
-        <w:br/>
-      </w:r>
-      <w:r>
-        <w:rPr>
-          <w:rFonts w:ascii="Consolas" w:hAnsi="Consolas"/>
-          <w:sz w:val="17"/>
-        </w:rPr>
-        <w:br/>
-      </w:r>
-      <w:r>
-        <w:rPr>
-          <w:rFonts w:ascii="Consolas" w:hAnsi="Consolas"/>
-          <w:sz w:val="17"/>
-        </w:rPr>
-        <w:t>print("\nThe prepared data is ready for analysis.")</w:t>
-      </w:r>
-      <w:r>
-        <w:rPr>
-          <w:rFonts w:ascii="Consolas" w:hAnsi="Consolas"/>
-          <w:sz w:val="17"/>
-        </w:rPr>
-        <w:br/>
-        <w:t>display(df_clean.head())</w:t>
+        <w:t>print(</w:t>
+      </w:r>
+      <w:proofErr w:type="spellStart"/>
+      <w:r>
+        <w:rPr>
+          <w:rFonts w:ascii="Consolas" w:hAnsi="Consolas"/>
+          <w:sz w:val="17"/>
+        </w:rPr>
+        <w:t>df_clean</w:t>
+      </w:r>
+      <w:proofErr w:type="spellEnd"/>
+      <w:r>
+        <w:rPr>
+          <w:rFonts w:ascii="Consolas" w:hAnsi="Consolas"/>
+          <w:sz w:val="17"/>
+        </w:rPr>
+        <w:t>[</w:t>
+      </w:r>
+      <w:proofErr w:type="spellStart"/>
+      <w:r>
+        <w:rPr>
+          <w:rFonts w:ascii="Consolas" w:hAnsi="Consolas"/>
+          <w:sz w:val="17"/>
+        </w:rPr>
+        <w:t>numeric_columns</w:t>
+      </w:r>
+      <w:proofErr w:type="spellEnd"/>
+      <w:r>
+        <w:rPr>
+          <w:rFonts w:ascii="Consolas" w:hAnsi="Consolas"/>
+          <w:sz w:val="17"/>
+        </w:rPr>
+        <w:t>].</w:t>
+      </w:r>
+      <w:proofErr w:type="spellStart"/>
+      <w:r>
+        <w:rPr>
+          <w:rFonts w:ascii="Consolas" w:hAnsi="Consolas"/>
+          <w:sz w:val="17"/>
+        </w:rPr>
+        <w:t>isnull</w:t>
+      </w:r>
+      <w:proofErr w:type="spellEnd"/>
+      <w:r>
+        <w:rPr>
+          <w:rFonts w:ascii="Consolas" w:hAnsi="Consolas"/>
+          <w:sz w:val="17"/>
+        </w:rPr>
+        <w:t>().sum())</w:t>
+      </w:r>
+      <w:r>
+        <w:rPr>
+          <w:rFonts w:ascii="Consolas" w:hAnsi="Consolas"/>
+          <w:sz w:val="17"/>
+        </w:rPr>
+        <w:br/>
+      </w:r>
+      <w:r>
+        <w:rPr>
+          <w:rFonts w:ascii="Consolas" w:hAnsi="Consolas"/>
+          <w:sz w:val="17"/>
+        </w:rPr>
+        <w:br/>
+        <w:t>print("\</w:t>
+      </w:r>
+      <w:proofErr w:type="spellStart"/>
+      <w:r>
+        <w:rPr>
+          <w:rFonts w:ascii="Consolas" w:hAnsi="Consolas"/>
+          <w:sz w:val="17"/>
+        </w:rPr>
+        <w:t>nThe</w:t>
+      </w:r>
+      <w:proofErr w:type="spellEnd"/>
+      <w:r>
+        <w:rPr>
+          <w:rFonts w:ascii="Consolas" w:hAnsi="Consolas"/>
+          <w:sz w:val="17"/>
+        </w:rPr>
+        <w:t xml:space="preserve"> prepared data is ready for analysis.")</w:t>
+      </w:r>
+      <w:r>
+        <w:rPr>
+          <w:rFonts w:ascii="Consolas" w:hAnsi="Consolas"/>
+          <w:sz w:val="17"/>
+        </w:rPr>
+        <w:br/>
+        <w:t>display(</w:t>
+      </w:r>
+      <w:proofErr w:type="spellStart"/>
+      <w:r>
+        <w:rPr>
+          <w:rFonts w:ascii="Consolas" w:hAnsi="Consolas"/>
+          <w:sz w:val="17"/>
+        </w:rPr>
+        <w:t>df_clean.head</w:t>
+      </w:r>
+      <w:proofErr w:type="spellEnd"/>
+      <w:r>
+        <w:rPr>
+          <w:rFonts w:ascii="Consolas" w:hAnsi="Consolas"/>
+          <w:sz w:val="17"/>
+        </w:rPr>
+        <w:t>())</w:t>
       </w:r>
     </w:p>
     <w:p>
@@ -1361,35 +1926,100 @@
       <w:pPr>
         <w:spacing w:after="80" w:line="252" w:lineRule="auto"/>
       </w:pPr>
-      <w:r>
-        <w:rPr>
-          <w:rFonts w:ascii="Consolas" w:hAnsi="Consolas"/>
-          <w:sz w:val="17"/>
-        </w:rPr>
-        <w:t>df_clean['Hour'] = df_clean.index.hour</w:t>
-      </w:r>
-      <w:r>
-        <w:rPr>
-          <w:rFonts w:ascii="Consolas" w:hAnsi="Consolas"/>
-          <w:sz w:val="17"/>
-        </w:rPr>
-        <w:br/>
-      </w:r>
-      <w:r>
-        <w:rPr>
-          <w:rFonts w:ascii="Consolas" w:hAnsi="Consolas"/>
-          <w:sz w:val="17"/>
-        </w:rPr>
-        <w:br/>
-        <w:t>hourly_pattern = df_clean.groupby('Hour')[</w:t>
-      </w:r>
-      <w:r>
-        <w:rPr>
-          <w:rFonts w:ascii="Consolas" w:hAnsi="Consolas"/>
-          <w:sz w:val="17"/>
-        </w:rPr>
-        <w:br/>
-        <w:t xml:space="preserve">    'Global_active_power'</w:t>
+      <w:proofErr w:type="spellStart"/>
+      <w:r>
+        <w:rPr>
+          <w:rFonts w:ascii="Consolas" w:hAnsi="Consolas"/>
+          <w:sz w:val="17"/>
+        </w:rPr>
+        <w:t>df_clean</w:t>
+      </w:r>
+      <w:proofErr w:type="spellEnd"/>
+      <w:r>
+        <w:rPr>
+          <w:rFonts w:ascii="Consolas" w:hAnsi="Consolas"/>
+          <w:sz w:val="17"/>
+        </w:rPr>
+        <w:t xml:space="preserve">['Hour'] = </w:t>
+      </w:r>
+      <w:proofErr w:type="spellStart"/>
+      <w:r>
+        <w:rPr>
+          <w:rFonts w:ascii="Consolas" w:hAnsi="Consolas"/>
+          <w:sz w:val="17"/>
+        </w:rPr>
+        <w:t>df_clean.index.hour</w:t>
+      </w:r>
+      <w:proofErr w:type="spellEnd"/>
+      <w:r>
+        <w:rPr>
+          <w:rFonts w:ascii="Consolas" w:hAnsi="Consolas"/>
+          <w:sz w:val="17"/>
+        </w:rPr>
+        <w:br/>
+      </w:r>
+      <w:r>
+        <w:rPr>
+          <w:rFonts w:ascii="Consolas" w:hAnsi="Consolas"/>
+          <w:sz w:val="17"/>
+        </w:rPr>
+        <w:br/>
+      </w:r>
+      <w:proofErr w:type="spellStart"/>
+      <w:r>
+        <w:rPr>
+          <w:rFonts w:ascii="Consolas" w:hAnsi="Consolas"/>
+          <w:sz w:val="17"/>
+        </w:rPr>
+        <w:t>hourly_pattern</w:t>
+      </w:r>
+      <w:proofErr w:type="spellEnd"/>
+      <w:r>
+        <w:rPr>
+          <w:rFonts w:ascii="Consolas" w:hAnsi="Consolas"/>
+          <w:sz w:val="17"/>
+        </w:rPr>
+        <w:t xml:space="preserve"> = </w:t>
+      </w:r>
+      <w:proofErr w:type="spellStart"/>
+      <w:r>
+        <w:rPr>
+          <w:rFonts w:ascii="Consolas" w:hAnsi="Consolas"/>
+          <w:sz w:val="17"/>
+        </w:rPr>
+        <w:t>df_clean.groupby</w:t>
+      </w:r>
+      <w:proofErr w:type="spellEnd"/>
+      <w:r>
+        <w:rPr>
+          <w:rFonts w:ascii="Consolas" w:hAnsi="Consolas"/>
+          <w:sz w:val="17"/>
+        </w:rPr>
+        <w:t>('Hour')[</w:t>
+      </w:r>
+      <w:r>
+        <w:rPr>
+          <w:rFonts w:ascii="Consolas" w:hAnsi="Consolas"/>
+          <w:sz w:val="17"/>
+        </w:rPr>
+        <w:br/>
+        <w:t xml:space="preserve">    '</w:t>
+      </w:r>
+      <w:proofErr w:type="spellStart"/>
+      <w:r>
+        <w:rPr>
+          <w:rFonts w:ascii="Consolas" w:hAnsi="Consolas"/>
+          <w:sz w:val="17"/>
+        </w:rPr>
+        <w:t>Global_active_power</w:t>
+      </w:r>
+      <w:proofErr w:type="spellEnd"/>
+      <w:r>
+        <w:rPr>
+          <w:rFonts w:ascii="Consolas" w:hAnsi="Consolas"/>
+          <w:sz w:val="17"/>
+        </w:rPr>
+        <w:t>'</w:t>
       </w:r>
       <w:r>
         <w:rPr>
@@ -1412,92 +2042,284 @@
           <w:sz w:val="17"/>
         </w:rPr>
         <w:br/>
-        <w:t>peak_hour = hourly_pattern.idxmax()</w:t>
-      </w:r>
-      <w:r>
-        <w:rPr>
-          <w:rFonts w:ascii="Consolas" w:hAnsi="Consolas"/>
-          <w:sz w:val="17"/>
-        </w:rPr>
-        <w:br/>
-        <w:t>off_peak_hour = hourly_pattern.idxmin()</w:t>
-      </w:r>
-      <w:r>
-        <w:rPr>
-          <w:rFonts w:ascii="Consolas" w:hAnsi="Consolas"/>
-          <w:sz w:val="17"/>
-        </w:rPr>
-        <w:br/>
-      </w:r>
-      <w:r>
-        <w:rPr>
-          <w:rFonts w:ascii="Consolas" w:hAnsi="Consolas"/>
-          <w:sz w:val="17"/>
-        </w:rPr>
-        <w:br/>
-      </w:r>
-      <w:r>
-        <w:rPr>
-          <w:rFonts w:ascii="Consolas" w:hAnsi="Consolas"/>
-          <w:sz w:val="17"/>
-        </w:rPr>
-        <w:t>plt.figure(figsize=(10, 5))</w:t>
-      </w:r>
-      <w:r>
-        <w:rPr>
-          <w:rFonts w:ascii="Consolas" w:hAnsi="Consolas"/>
-          <w:sz w:val="17"/>
-        </w:rPr>
-        <w:br/>
-        <w:t>hourly_pattern.plot(kind='bar')</w:t>
-      </w:r>
-      <w:r>
-        <w:rPr>
-          <w:rFonts w:ascii="Consolas" w:hAnsi="Consolas"/>
-          <w:sz w:val="17"/>
-        </w:rPr>
-        <w:br/>
-        <w:t>plt.title('Average Electricity Consumption at Different Hours')</w:t>
-      </w:r>
-      <w:r>
-        <w:rPr>
-          <w:rFonts w:ascii="Consolas" w:hAnsi="Consolas"/>
-          <w:sz w:val="17"/>
-        </w:rPr>
-        <w:br/>
-        <w:t>plt.xlabel('Hour of the Day')</w:t>
-      </w:r>
-      <w:r>
-        <w:rPr>
-          <w:rFonts w:ascii="Consolas" w:hAnsi="Consolas"/>
-          <w:sz w:val="17"/>
-        </w:rPr>
-        <w:br/>
-        <w:t>plt.ylabel('Average Power Consumption (kW)')</w:t>
-      </w:r>
-      <w:r>
-        <w:rPr>
-          <w:rFonts w:ascii="Consolas" w:hAnsi="Consolas"/>
-          <w:sz w:val="17"/>
-        </w:rPr>
-        <w:br/>
-        <w:t>plt.xticks(rotation=0)</w:t>
-      </w:r>
-      <w:r>
-        <w:rPr>
-          <w:rFonts w:ascii="Consolas" w:hAnsi="Consolas"/>
-          <w:sz w:val="17"/>
-        </w:rPr>
-        <w:br/>
-        <w:t>plt.tight_layout()</w:t>
-      </w:r>
-      <w:r>
-        <w:rPr>
-          <w:rFonts w:ascii="Consolas" w:hAnsi="Consolas"/>
-          <w:sz w:val="17"/>
-        </w:rPr>
-        <w:br/>
-        <w:t>plt.show()</w:t>
+      </w:r>
+      <w:proofErr w:type="spellStart"/>
+      <w:r>
+        <w:rPr>
+          <w:rFonts w:ascii="Consolas" w:hAnsi="Consolas"/>
+          <w:sz w:val="17"/>
+        </w:rPr>
+        <w:t>peak_hour</w:t>
+      </w:r>
+      <w:proofErr w:type="spellEnd"/>
+      <w:r>
+        <w:rPr>
+          <w:rFonts w:ascii="Consolas" w:hAnsi="Consolas"/>
+          <w:sz w:val="17"/>
+        </w:rPr>
+        <w:t xml:space="preserve"> = </w:t>
+      </w:r>
+      <w:proofErr w:type="spellStart"/>
+      <w:r>
+        <w:rPr>
+          <w:rFonts w:ascii="Consolas" w:hAnsi="Consolas"/>
+          <w:sz w:val="17"/>
+        </w:rPr>
+        <w:t>hourly_pattern.idxmax</w:t>
+      </w:r>
+      <w:proofErr w:type="spellEnd"/>
+      <w:r>
+        <w:rPr>
+          <w:rFonts w:ascii="Consolas" w:hAnsi="Consolas"/>
+          <w:sz w:val="17"/>
+        </w:rPr>
+        <w:t>()</w:t>
+      </w:r>
+      <w:r>
+        <w:rPr>
+          <w:rFonts w:ascii="Consolas" w:hAnsi="Consolas"/>
+          <w:sz w:val="17"/>
+        </w:rPr>
+        <w:br/>
+      </w:r>
+      <w:proofErr w:type="spellStart"/>
+      <w:r>
+        <w:rPr>
+          <w:rFonts w:ascii="Consolas" w:hAnsi="Consolas"/>
+          <w:sz w:val="17"/>
+        </w:rPr>
+        <w:t>off_peak_hour</w:t>
+      </w:r>
+      <w:proofErr w:type="spellEnd"/>
+      <w:r>
+        <w:rPr>
+          <w:rFonts w:ascii="Consolas" w:hAnsi="Consolas"/>
+          <w:sz w:val="17"/>
+        </w:rPr>
+        <w:t xml:space="preserve"> = </w:t>
+      </w:r>
+      <w:proofErr w:type="spellStart"/>
+      <w:r>
+        <w:rPr>
+          <w:rFonts w:ascii="Consolas" w:hAnsi="Consolas"/>
+          <w:sz w:val="17"/>
+        </w:rPr>
+        <w:t>hourly_pattern.idxmin</w:t>
+      </w:r>
+      <w:proofErr w:type="spellEnd"/>
+      <w:r>
+        <w:rPr>
+          <w:rFonts w:ascii="Consolas" w:hAnsi="Consolas"/>
+          <w:sz w:val="17"/>
+        </w:rPr>
+        <w:t>()</w:t>
+      </w:r>
+      <w:r>
+        <w:rPr>
+          <w:rFonts w:ascii="Consolas" w:hAnsi="Consolas"/>
+          <w:sz w:val="17"/>
+        </w:rPr>
+        <w:br/>
+      </w:r>
+      <w:r>
+        <w:rPr>
+          <w:rFonts w:ascii="Consolas" w:hAnsi="Consolas"/>
+          <w:sz w:val="17"/>
+        </w:rPr>
+        <w:br/>
+      </w:r>
+      <w:proofErr w:type="spellStart"/>
+      <w:r>
+        <w:rPr>
+          <w:rFonts w:ascii="Consolas" w:hAnsi="Consolas"/>
+          <w:sz w:val="17"/>
+        </w:rPr>
+        <w:t>plt.figure</w:t>
+      </w:r>
+      <w:proofErr w:type="spellEnd"/>
+      <w:r>
+        <w:rPr>
+          <w:rFonts w:ascii="Consolas" w:hAnsi="Consolas"/>
+          <w:sz w:val="17"/>
+        </w:rPr>
+        <w:t>(</w:t>
+      </w:r>
+      <w:proofErr w:type="spellStart"/>
+      <w:r>
+        <w:rPr>
+          <w:rFonts w:ascii="Consolas" w:hAnsi="Consolas"/>
+          <w:sz w:val="17"/>
+        </w:rPr>
+        <w:t>figsize</w:t>
+      </w:r>
+      <w:proofErr w:type="spellEnd"/>
+      <w:r>
+        <w:rPr>
+          <w:rFonts w:ascii="Consolas" w:hAnsi="Consolas"/>
+          <w:sz w:val="17"/>
+        </w:rPr>
+        <w:t>=(10, 5))</w:t>
+      </w:r>
+      <w:r>
+        <w:rPr>
+          <w:rFonts w:ascii="Consolas" w:hAnsi="Consolas"/>
+          <w:sz w:val="17"/>
+        </w:rPr>
+        <w:br/>
+      </w:r>
+      <w:proofErr w:type="spellStart"/>
+      <w:r>
+        <w:rPr>
+          <w:rFonts w:ascii="Consolas" w:hAnsi="Consolas"/>
+          <w:sz w:val="17"/>
+        </w:rPr>
+        <w:t>hourly_pattern.plot</w:t>
+      </w:r>
+      <w:proofErr w:type="spellEnd"/>
+      <w:r>
+        <w:rPr>
+          <w:rFonts w:ascii="Consolas" w:hAnsi="Consolas"/>
+          <w:sz w:val="17"/>
+        </w:rPr>
+        <w:t>(kind='bar')</w:t>
+      </w:r>
+      <w:r>
+        <w:rPr>
+          <w:rFonts w:ascii="Consolas" w:hAnsi="Consolas"/>
+          <w:sz w:val="17"/>
+        </w:rPr>
+        <w:br/>
+      </w:r>
+      <w:proofErr w:type="spellStart"/>
+      <w:r>
+        <w:rPr>
+          <w:rFonts w:ascii="Consolas" w:hAnsi="Consolas"/>
+          <w:sz w:val="17"/>
+        </w:rPr>
+        <w:t>plt.title</w:t>
+      </w:r>
+      <w:proofErr w:type="spellEnd"/>
+      <w:r>
+        <w:rPr>
+          <w:rFonts w:ascii="Consolas" w:hAnsi="Consolas"/>
+          <w:sz w:val="17"/>
+        </w:rPr>
+        <w:t>('Average Electricity Consumption at Different Hours')</w:t>
+      </w:r>
+      <w:r>
+        <w:rPr>
+          <w:rFonts w:ascii="Consolas" w:hAnsi="Consolas"/>
+          <w:sz w:val="17"/>
+        </w:rPr>
+        <w:br/>
+      </w:r>
+      <w:proofErr w:type="spellStart"/>
+      <w:r>
+        <w:rPr>
+          <w:rFonts w:ascii="Consolas" w:hAnsi="Consolas"/>
+          <w:sz w:val="17"/>
+        </w:rPr>
+        <w:t>plt.xlabel</w:t>
+      </w:r>
+      <w:proofErr w:type="spellEnd"/>
+      <w:r>
+        <w:rPr>
+          <w:rFonts w:ascii="Consolas" w:hAnsi="Consolas"/>
+          <w:sz w:val="17"/>
+        </w:rPr>
+        <w:t>('Hour of the Day')</w:t>
+      </w:r>
+      <w:r>
+        <w:rPr>
+          <w:rFonts w:ascii="Consolas" w:hAnsi="Consolas"/>
+          <w:sz w:val="17"/>
+        </w:rPr>
+        <w:br/>
+      </w:r>
+      <w:proofErr w:type="spellStart"/>
+      <w:r>
+        <w:rPr>
+          <w:rFonts w:ascii="Consolas" w:hAnsi="Consolas"/>
+          <w:sz w:val="17"/>
+        </w:rPr>
+        <w:t>plt.ylabel</w:t>
+      </w:r>
+      <w:proofErr w:type="spellEnd"/>
+      <w:r>
+        <w:rPr>
+          <w:rFonts w:ascii="Consolas" w:hAnsi="Consolas"/>
+          <w:sz w:val="17"/>
+        </w:rPr>
+        <w:t>('Average Power Consumption (kW)')</w:t>
+      </w:r>
+      <w:r>
+        <w:rPr>
+          <w:rFonts w:ascii="Consolas" w:hAnsi="Consolas"/>
+          <w:sz w:val="17"/>
+        </w:rPr>
+        <w:br/>
+      </w:r>
+      <w:proofErr w:type="spellStart"/>
+      <w:r>
+        <w:rPr>
+          <w:rFonts w:ascii="Consolas" w:hAnsi="Consolas"/>
+          <w:sz w:val="17"/>
+        </w:rPr>
+        <w:t>plt.xticks</w:t>
+      </w:r>
+      <w:proofErr w:type="spellEnd"/>
+      <w:r>
+        <w:rPr>
+          <w:rFonts w:ascii="Consolas" w:hAnsi="Consolas"/>
+          <w:sz w:val="17"/>
+        </w:rPr>
+        <w:t>(rotation=0)</w:t>
+      </w:r>
+      <w:r>
+        <w:rPr>
+          <w:rFonts w:ascii="Consolas" w:hAnsi="Consolas"/>
+          <w:sz w:val="17"/>
+        </w:rPr>
+        <w:br/>
+      </w:r>
+      <w:proofErr w:type="spellStart"/>
+      <w:r>
+        <w:rPr>
+          <w:rFonts w:ascii="Consolas" w:hAnsi="Consolas"/>
+          <w:sz w:val="17"/>
+        </w:rPr>
+        <w:t>plt.tight_layout</w:t>
+      </w:r>
+      <w:proofErr w:type="spellEnd"/>
+      <w:r>
+        <w:rPr>
+          <w:rFonts w:ascii="Consolas" w:hAnsi="Consolas"/>
+          <w:sz w:val="17"/>
+        </w:rPr>
+        <w:t>()</w:t>
+      </w:r>
+      <w:r>
+        <w:rPr>
+          <w:rFonts w:ascii="Consolas" w:hAnsi="Consolas"/>
+          <w:sz w:val="17"/>
+        </w:rPr>
+        <w:br/>
+      </w:r>
+      <w:proofErr w:type="spellStart"/>
+      <w:r>
+        <w:rPr>
+          <w:rFonts w:ascii="Consolas" w:hAnsi="Consolas"/>
+          <w:sz w:val="17"/>
+        </w:rPr>
+        <w:t>plt.show</w:t>
+      </w:r>
+      <w:proofErr w:type="spellEnd"/>
+      <w:r>
+        <w:rPr>
+          <w:rFonts w:ascii="Consolas" w:hAnsi="Consolas"/>
+          <w:sz w:val="17"/>
+        </w:rPr>
+        <w:t>()</w:t>
       </w:r>
       <w:r>
         <w:rPr>
@@ -1535,68 +2357,251 @@
           <w:sz w:val="17"/>
         </w:rPr>
         <w:br/>
-        <w:t>correlation_data = df_clean[numeric_columns].corr()</w:t>
-      </w:r>
-      <w:r>
-        <w:rPr>
-          <w:rFonts w:ascii="Consolas" w:hAnsi="Consolas"/>
-          <w:sz w:val="17"/>
-        </w:rPr>
-        <w:br/>
-      </w:r>
-      <w:r>
-        <w:rPr>
-          <w:rFonts w:ascii="Consolas" w:hAnsi="Consolas"/>
-          <w:sz w:val="17"/>
-        </w:rPr>
-        <w:br/>
-        <w:t>plt.figure(figsize=(10, 7))</w:t>
-      </w:r>
-      <w:r>
-        <w:rPr>
-          <w:rFonts w:ascii="Consolas" w:hAnsi="Consolas"/>
-          <w:sz w:val="17"/>
-        </w:rPr>
-        <w:br/>
-        <w:t>sns.heatmap(</w:t>
-      </w:r>
-      <w:r>
-        <w:rPr>
-          <w:rFonts w:ascii="Consolas" w:hAnsi="Consolas"/>
-          <w:sz w:val="17"/>
-        </w:rPr>
-        <w:br/>
-        <w:t xml:space="preserve">    correlation_data,</w:t>
-      </w:r>
-      <w:r>
-        <w:rPr>
-          <w:rFonts w:ascii="Consolas" w:hAnsi="Consolas"/>
-          <w:sz w:val="17"/>
-        </w:rPr>
-        <w:br/>
-        <w:t xml:space="preserve">    annot=True,</w:t>
-      </w:r>
-      <w:r>
-        <w:rPr>
-          <w:rFonts w:ascii="Consolas" w:hAnsi="Consolas"/>
-          <w:sz w:val="17"/>
-        </w:rPr>
-        <w:br/>
-      </w:r>
-      <w:r>
-        <w:rPr>
-          <w:rFonts w:ascii="Consolas" w:hAnsi="Consolas"/>
-          <w:sz w:val="17"/>
-        </w:rPr>
-        <w:t xml:space="preserve">    cmap='coolwarm',</w:t>
-      </w:r>
-      <w:r>
-        <w:rPr>
-          <w:rFonts w:ascii="Consolas" w:hAnsi="Consolas"/>
-          <w:sz w:val="17"/>
-        </w:rPr>
-        <w:br/>
-        <w:t xml:space="preserve">    fmt='.2f',</w:t>
+      </w:r>
+      <w:proofErr w:type="spellStart"/>
+      <w:r>
+        <w:rPr>
+          <w:rFonts w:ascii="Consolas" w:hAnsi="Consolas"/>
+          <w:sz w:val="17"/>
+        </w:rPr>
+        <w:t>correlation_data</w:t>
+      </w:r>
+      <w:proofErr w:type="spellEnd"/>
+      <w:r>
+        <w:rPr>
+          <w:rFonts w:ascii="Consolas" w:hAnsi="Consolas"/>
+          <w:sz w:val="17"/>
+        </w:rPr>
+        <w:t xml:space="preserve"> = </w:t>
+      </w:r>
+      <w:proofErr w:type="spellStart"/>
+      <w:r>
+        <w:rPr>
+          <w:rFonts w:ascii="Consolas" w:hAnsi="Consolas"/>
+          <w:sz w:val="17"/>
+        </w:rPr>
+        <w:t>df_clean</w:t>
+      </w:r>
+      <w:proofErr w:type="spellEnd"/>
+      <w:r>
+        <w:rPr>
+          <w:rFonts w:ascii="Consolas" w:hAnsi="Consolas"/>
+          <w:sz w:val="17"/>
+        </w:rPr>
+        <w:t>[</w:t>
+      </w:r>
+      <w:proofErr w:type="spellStart"/>
+      <w:r>
+        <w:rPr>
+          <w:rFonts w:ascii="Consolas" w:hAnsi="Consolas"/>
+          <w:sz w:val="17"/>
+        </w:rPr>
+        <w:t>numeric_columns</w:t>
+      </w:r>
+      <w:proofErr w:type="spellEnd"/>
+      <w:r>
+        <w:rPr>
+          <w:rFonts w:ascii="Consolas" w:hAnsi="Consolas"/>
+          <w:sz w:val="17"/>
+        </w:rPr>
+        <w:t>].</w:t>
+      </w:r>
+      <w:proofErr w:type="spellStart"/>
+      <w:r>
+        <w:rPr>
+          <w:rFonts w:ascii="Consolas" w:hAnsi="Consolas"/>
+          <w:sz w:val="17"/>
+        </w:rPr>
+        <w:t>corr</w:t>
+      </w:r>
+      <w:proofErr w:type="spellEnd"/>
+      <w:r>
+        <w:rPr>
+          <w:rFonts w:ascii="Consolas" w:hAnsi="Consolas"/>
+          <w:sz w:val="17"/>
+        </w:rPr>
+        <w:t>()</w:t>
+      </w:r>
+      <w:r>
+        <w:rPr>
+          <w:rFonts w:ascii="Consolas" w:hAnsi="Consolas"/>
+          <w:sz w:val="17"/>
+        </w:rPr>
+        <w:br/>
+      </w:r>
+      <w:r>
+        <w:rPr>
+          <w:rFonts w:ascii="Consolas" w:hAnsi="Consolas"/>
+          <w:sz w:val="17"/>
+        </w:rPr>
+        <w:br/>
+      </w:r>
+      <w:proofErr w:type="spellStart"/>
+      <w:r>
+        <w:rPr>
+          <w:rFonts w:ascii="Consolas" w:hAnsi="Consolas"/>
+          <w:sz w:val="17"/>
+        </w:rPr>
+        <w:t>plt.figure</w:t>
+      </w:r>
+      <w:proofErr w:type="spellEnd"/>
+      <w:r>
+        <w:rPr>
+          <w:rFonts w:ascii="Consolas" w:hAnsi="Consolas"/>
+          <w:sz w:val="17"/>
+        </w:rPr>
+        <w:t>(</w:t>
+      </w:r>
+      <w:proofErr w:type="spellStart"/>
+      <w:r>
+        <w:rPr>
+          <w:rFonts w:ascii="Consolas" w:hAnsi="Consolas"/>
+          <w:sz w:val="17"/>
+        </w:rPr>
+        <w:t>figsize</w:t>
+      </w:r>
+      <w:proofErr w:type="spellEnd"/>
+      <w:r>
+        <w:rPr>
+          <w:rFonts w:ascii="Consolas" w:hAnsi="Consolas"/>
+          <w:sz w:val="17"/>
+        </w:rPr>
+        <w:t>=(10, 7))</w:t>
+      </w:r>
+      <w:r>
+        <w:rPr>
+          <w:rFonts w:ascii="Consolas" w:hAnsi="Consolas"/>
+          <w:sz w:val="17"/>
+        </w:rPr>
+        <w:br/>
+      </w:r>
+      <w:proofErr w:type="spellStart"/>
+      <w:r>
+        <w:rPr>
+          <w:rFonts w:ascii="Consolas" w:hAnsi="Consolas"/>
+          <w:sz w:val="17"/>
+        </w:rPr>
+        <w:t>sns.heatmap</w:t>
+      </w:r>
+      <w:proofErr w:type="spellEnd"/>
+      <w:r>
+        <w:rPr>
+          <w:rFonts w:ascii="Consolas" w:hAnsi="Consolas"/>
+          <w:sz w:val="17"/>
+        </w:rPr>
+        <w:t>(</w:t>
+      </w:r>
+      <w:r>
+        <w:rPr>
+          <w:rFonts w:ascii="Consolas" w:hAnsi="Consolas"/>
+          <w:sz w:val="17"/>
+        </w:rPr>
+        <w:br/>
+        <w:t xml:space="preserve">    </w:t>
+      </w:r>
+      <w:proofErr w:type="spellStart"/>
+      <w:r>
+        <w:rPr>
+          <w:rFonts w:ascii="Consolas" w:hAnsi="Consolas"/>
+          <w:sz w:val="17"/>
+        </w:rPr>
+        <w:t>correlation_data</w:t>
+      </w:r>
+      <w:proofErr w:type="spellEnd"/>
+      <w:r>
+        <w:rPr>
+          <w:rFonts w:ascii="Consolas" w:hAnsi="Consolas"/>
+          <w:sz w:val="17"/>
+        </w:rPr>
+        <w:t>,</w:t>
+      </w:r>
+      <w:r>
+        <w:rPr>
+          <w:rFonts w:ascii="Consolas" w:hAnsi="Consolas"/>
+          <w:sz w:val="17"/>
+        </w:rPr>
+        <w:br/>
+        <w:t xml:space="preserve">    </w:t>
+      </w:r>
+      <w:proofErr w:type="spellStart"/>
+      <w:r>
+        <w:rPr>
+          <w:rFonts w:ascii="Consolas" w:hAnsi="Consolas"/>
+          <w:sz w:val="17"/>
+        </w:rPr>
+        <w:t>annot</w:t>
+      </w:r>
+      <w:proofErr w:type="spellEnd"/>
+      <w:r>
+        <w:rPr>
+          <w:rFonts w:ascii="Consolas" w:hAnsi="Consolas"/>
+          <w:sz w:val="17"/>
+        </w:rPr>
+        <w:t>=True,</w:t>
+      </w:r>
+      <w:r>
+        <w:rPr>
+          <w:rFonts w:ascii="Consolas" w:hAnsi="Consolas"/>
+          <w:sz w:val="17"/>
+        </w:rPr>
+        <w:br/>
+        <w:t xml:space="preserve">    </w:t>
+      </w:r>
+      <w:proofErr w:type="spellStart"/>
+      <w:r>
+        <w:rPr>
+          <w:rFonts w:ascii="Consolas" w:hAnsi="Consolas"/>
+          <w:sz w:val="17"/>
+        </w:rPr>
+        <w:t>cmap</w:t>
+      </w:r>
+      <w:proofErr w:type="spellEnd"/>
+      <w:r>
+        <w:rPr>
+          <w:rFonts w:ascii="Consolas" w:hAnsi="Consolas"/>
+          <w:sz w:val="17"/>
+        </w:rPr>
+        <w:t>='</w:t>
+      </w:r>
+      <w:proofErr w:type="spellStart"/>
+      <w:r>
+        <w:rPr>
+          <w:rFonts w:ascii="Consolas" w:hAnsi="Consolas"/>
+          <w:sz w:val="17"/>
+        </w:rPr>
+        <w:t>coolwarm</w:t>
+      </w:r>
+      <w:proofErr w:type="spellEnd"/>
+      <w:r>
+        <w:rPr>
+          <w:rFonts w:ascii="Consolas" w:hAnsi="Consolas"/>
+          <w:sz w:val="17"/>
+        </w:rPr>
+        <w:t>',</w:t>
+      </w:r>
+      <w:r>
+        <w:rPr>
+          <w:rFonts w:ascii="Consolas" w:hAnsi="Consolas"/>
+          <w:sz w:val="17"/>
+        </w:rPr>
+        <w:br/>
+        <w:t xml:space="preserve">    </w:t>
+      </w:r>
+      <w:proofErr w:type="spellStart"/>
+      <w:r>
+        <w:rPr>
+          <w:rFonts w:ascii="Consolas" w:hAnsi="Consolas"/>
+          <w:sz w:val="17"/>
+        </w:rPr>
+        <w:t>fmt</w:t>
+      </w:r>
+      <w:proofErr w:type="spellEnd"/>
+      <w:r>
+        <w:rPr>
+          <w:rFonts w:ascii="Consolas" w:hAnsi="Consolas"/>
+          <w:sz w:val="17"/>
+        </w:rPr>
+        <w:t>='.2f',</w:t>
       </w:r>
       <w:r>
         <w:rPr>
@@ -1627,23 +2632,68 @@
           <w:sz w:val="17"/>
         </w:rPr>
         <w:br/>
-        <w:t>plt.title('Relationship Between Electricity Measurements')</w:t>
-      </w:r>
-      <w:r>
-        <w:rPr>
-          <w:rFonts w:ascii="Consolas" w:hAnsi="Consolas"/>
-          <w:sz w:val="17"/>
-        </w:rPr>
-        <w:br/>
-        <w:t>plt.tight_layout()</w:t>
-      </w:r>
-      <w:r>
-        <w:rPr>
-          <w:rFonts w:ascii="Consolas" w:hAnsi="Consolas"/>
-          <w:sz w:val="17"/>
-        </w:rPr>
-        <w:br/>
-        <w:t>plt.show()</w:t>
+      </w:r>
+      <w:proofErr w:type="spellStart"/>
+      <w:r>
+        <w:rPr>
+          <w:rFonts w:ascii="Consolas" w:hAnsi="Consolas"/>
+          <w:sz w:val="17"/>
+        </w:rPr>
+        <w:t>plt.title</w:t>
+      </w:r>
+      <w:proofErr w:type="spellEnd"/>
+      <w:r>
+        <w:rPr>
+          <w:rFonts w:ascii="Consolas" w:hAnsi="Consolas"/>
+          <w:sz w:val="17"/>
+        </w:rPr>
+        <w:t>('Relationship Between Electricity Measurements')</w:t>
+      </w:r>
+      <w:r>
+        <w:rPr>
+          <w:rFonts w:ascii="Consolas" w:hAnsi="Consolas"/>
+          <w:sz w:val="17"/>
+        </w:rPr>
+        <w:br/>
+      </w:r>
+      <w:proofErr w:type="spellStart"/>
+      <w:r>
+        <w:rPr>
+          <w:rFonts w:ascii="Consolas" w:hAnsi="Consolas"/>
+          <w:sz w:val="17"/>
+        </w:rPr>
+        <w:t>plt.tight_layout</w:t>
+      </w:r>
+      <w:proofErr w:type="spellEnd"/>
+      <w:r>
+        <w:rPr>
+          <w:rFonts w:ascii="Consolas" w:hAnsi="Consolas"/>
+          <w:sz w:val="17"/>
+        </w:rPr>
+        <w:t>()</w:t>
+      </w:r>
+      <w:r>
+        <w:rPr>
+          <w:rFonts w:ascii="Consolas" w:hAnsi="Consolas"/>
+          <w:sz w:val="17"/>
+        </w:rPr>
+        <w:br/>
+      </w:r>
+      <w:proofErr w:type="spellStart"/>
+      <w:r>
+        <w:rPr>
+          <w:rFonts w:ascii="Consolas" w:hAnsi="Consolas"/>
+          <w:sz w:val="17"/>
+        </w:rPr>
+        <w:t>plt.show</w:t>
+      </w:r>
+      <w:proofErr w:type="spellEnd"/>
+      <w:r>
+        <w:rPr>
+          <w:rFonts w:ascii="Consolas" w:hAnsi="Consolas"/>
+          <w:sz w:val="17"/>
+        </w:rPr>
+        <w:t>()</w:t>
       </w:r>
     </w:p>
     <w:p>
@@ -2013,8 +3063,16 @@
         <w:rPr>
           <w:rFonts w:ascii="Times New Roman" w:hAnsi="Times New Roman"/>
         </w:rPr>
-        <w:t>Figure 4. Correlation heatmap</w:t>
-      </w:r>
+        <w:t xml:space="preserve">Figure 4. Correlation </w:t>
+      </w:r>
+      <w:proofErr w:type="spellStart"/>
+      <w:r>
+        <w:rPr>
+          <w:rFonts w:ascii="Times New Roman" w:hAnsi="Times New Roman"/>
+        </w:rPr>
+        <w:t>heatmap</w:t>
+      </w:r>
+      <w:proofErr w:type="spellEnd"/>
     </w:p>
     <w:p>
       <w:pPr>
@@ -2073,7 +3131,21 @@
         <w:rPr>
           <w:rFonts w:ascii="Times New Roman" w:hAnsi="Times New Roman"/>
         </w:rPr>
-        <w:t>Observation: The heatmap compares relationships between numerical measurements. Correlation shows association and does not establish cause and effect.</w:t>
+        <w:t xml:space="preserve">Observation: The </w:t>
+      </w:r>
+      <w:proofErr w:type="spellStart"/>
+      <w:r>
+        <w:rPr>
+          <w:rFonts w:ascii="Times New Roman" w:hAnsi="Times New Roman"/>
+        </w:rPr>
+        <w:t>heatmap</w:t>
+      </w:r>
+      <w:proofErr w:type="spellEnd"/>
+      <w:r>
+        <w:rPr>
+          <w:rFonts w:ascii="Times New Roman" w:hAnsi="Times New Roman"/>
+        </w:rPr>
+        <w:t xml:space="preserve"> compares relationships between numerical measurements. Correlation shows association and does not establish cause and effect.</w:t>
       </w:r>
     </w:p>
     <w:p>
@@ -2210,7 +3282,39 @@
           <w:sz w:val="17"/>
         </w:rPr>
         <w:br/>
-        <w:t xml:space="preserve">      round(df_clean['Global_active_power'].mean(), 2), "kW")</w:t>
+        <w:t xml:space="preserve">      round(</w:t>
+      </w:r>
+      <w:proofErr w:type="spellStart"/>
+      <w:r>
+        <w:rPr>
+          <w:rFonts w:ascii="Consolas" w:hAnsi="Consolas"/>
+          <w:sz w:val="17"/>
+        </w:rPr>
+        <w:t>df_clean</w:t>
+      </w:r>
+      <w:proofErr w:type="spellEnd"/>
+      <w:r>
+        <w:rPr>
+          <w:rFonts w:ascii="Consolas" w:hAnsi="Consolas"/>
+          <w:sz w:val="17"/>
+        </w:rPr>
+        <w:t>['</w:t>
+      </w:r>
+      <w:proofErr w:type="spellStart"/>
+      <w:r>
+        <w:rPr>
+          <w:rFonts w:ascii="Consolas" w:hAnsi="Consolas"/>
+          <w:sz w:val="17"/>
+        </w:rPr>
+        <w:t>Global_active_power</w:t>
+      </w:r>
+      <w:proofErr w:type="spellEnd"/>
+      <w:r>
+        <w:rPr>
+          <w:rFonts w:ascii="Consolas" w:hAnsi="Consolas"/>
+          <w:sz w:val="17"/>
+        </w:rPr>
+        <w:t>'].mean(), 2), "kW")</w:t>
       </w:r>
       <w:r>
         <w:rPr>
@@ -2233,7 +3337,39 @@
           <w:sz w:val="17"/>
         </w:rPr>
         <w:br/>
-        <w:t xml:space="preserve">      round(df_clean['Global_active_power'].max(), 2), "kW")</w:t>
+        <w:t xml:space="preserve">      round(</w:t>
+      </w:r>
+      <w:proofErr w:type="spellStart"/>
+      <w:r>
+        <w:rPr>
+          <w:rFonts w:ascii="Consolas" w:hAnsi="Consolas"/>
+          <w:sz w:val="17"/>
+        </w:rPr>
+        <w:t>df_clean</w:t>
+      </w:r>
+      <w:proofErr w:type="spellEnd"/>
+      <w:r>
+        <w:rPr>
+          <w:rFonts w:ascii="Consolas" w:hAnsi="Consolas"/>
+          <w:sz w:val="17"/>
+        </w:rPr>
+        <w:t>['</w:t>
+      </w:r>
+      <w:proofErr w:type="spellStart"/>
+      <w:r>
+        <w:rPr>
+          <w:rFonts w:ascii="Consolas" w:hAnsi="Consolas"/>
+          <w:sz w:val="17"/>
+        </w:rPr>
+        <w:t>Global_active_power</w:t>
+      </w:r>
+      <w:proofErr w:type="spellEnd"/>
+      <w:r>
+        <w:rPr>
+          <w:rFonts w:ascii="Consolas" w:hAnsi="Consolas"/>
+          <w:sz w:val="17"/>
+        </w:rPr>
+        <w:t>'].max(), 2), "kW")</w:t>
       </w:r>
       <w:r>
         <w:rPr>
@@ -2256,30 +3392,110 @@
           <w:sz w:val="17"/>
         </w:rPr>
         <w:br/>
-        <w:t xml:space="preserve">      round(df_clean['Global_active_power'].min(), 2), "kW")</w:t>
-      </w:r>
-      <w:r>
-        <w:rPr>
-          <w:rFonts w:ascii="Consolas" w:hAnsi="Consolas"/>
-          <w:sz w:val="17"/>
-        </w:rPr>
-        <w:br/>
-      </w:r>
-      <w:r>
-        <w:rPr>
-          <w:rFonts w:ascii="Consolas" w:hAnsi="Consolas"/>
-          <w:sz w:val="17"/>
-        </w:rPr>
-        <w:br/>
-        <w:t>print("\nHere is the summary of all measurement columns:")</w:t>
-      </w:r>
-      <w:r>
-        <w:rPr>
-          <w:rFonts w:ascii="Consolas" w:hAnsi="Consolas"/>
-          <w:sz w:val="17"/>
-        </w:rPr>
-        <w:br/>
-        <w:t>display(df_clean[numeric_columns].describe().round(2))</w:t>
+        <w:t xml:space="preserve">      round(</w:t>
+      </w:r>
+      <w:proofErr w:type="spellStart"/>
+      <w:r>
+        <w:rPr>
+          <w:rFonts w:ascii="Consolas" w:hAnsi="Consolas"/>
+          <w:sz w:val="17"/>
+        </w:rPr>
+        <w:t>df_clean</w:t>
+      </w:r>
+      <w:proofErr w:type="spellEnd"/>
+      <w:r>
+        <w:rPr>
+          <w:rFonts w:ascii="Consolas" w:hAnsi="Consolas"/>
+          <w:sz w:val="17"/>
+        </w:rPr>
+        <w:t>['</w:t>
+      </w:r>
+      <w:proofErr w:type="spellStart"/>
+      <w:r>
+        <w:rPr>
+          <w:rFonts w:ascii="Consolas" w:hAnsi="Consolas"/>
+          <w:sz w:val="17"/>
+        </w:rPr>
+        <w:t>Global_active_power</w:t>
+      </w:r>
+      <w:proofErr w:type="spellEnd"/>
+      <w:r>
+        <w:rPr>
+          <w:rFonts w:ascii="Consolas" w:hAnsi="Consolas"/>
+          <w:sz w:val="17"/>
+        </w:rPr>
+        <w:t>'].min(), 2), "kW")</w:t>
+      </w:r>
+      <w:r>
+        <w:rPr>
+          <w:rFonts w:ascii="Consolas" w:hAnsi="Consolas"/>
+          <w:sz w:val="17"/>
+        </w:rPr>
+        <w:br/>
+      </w:r>
+      <w:r>
+        <w:rPr>
+          <w:rFonts w:ascii="Consolas" w:hAnsi="Consolas"/>
+          <w:sz w:val="17"/>
+        </w:rPr>
+        <w:br/>
+        <w:t>print("\</w:t>
+      </w:r>
+      <w:proofErr w:type="spellStart"/>
+      <w:r>
+        <w:rPr>
+          <w:rFonts w:ascii="Consolas" w:hAnsi="Consolas"/>
+          <w:sz w:val="17"/>
+        </w:rPr>
+        <w:t>nHere</w:t>
+      </w:r>
+      <w:proofErr w:type="spellEnd"/>
+      <w:r>
+        <w:rPr>
+          <w:rFonts w:ascii="Consolas" w:hAnsi="Consolas"/>
+          <w:sz w:val="17"/>
+        </w:rPr>
+        <w:t xml:space="preserve"> is the summary of all measurement columns:")</w:t>
+      </w:r>
+      <w:r>
+        <w:rPr>
+          <w:rFonts w:ascii="Consolas" w:hAnsi="Consolas"/>
+          <w:sz w:val="17"/>
+        </w:rPr>
+        <w:br/>
+        <w:t>display(</w:t>
+      </w:r>
+      <w:proofErr w:type="spellStart"/>
+      <w:r>
+        <w:rPr>
+          <w:rFonts w:ascii="Consolas" w:hAnsi="Consolas"/>
+          <w:sz w:val="17"/>
+        </w:rPr>
+        <w:t>df_clean</w:t>
+      </w:r>
+      <w:proofErr w:type="spellEnd"/>
+      <w:r>
+        <w:rPr>
+          <w:rFonts w:ascii="Consolas" w:hAnsi="Consolas"/>
+          <w:sz w:val="17"/>
+        </w:rPr>
+        <w:t>[</w:t>
+      </w:r>
+      <w:proofErr w:type="spellStart"/>
+      <w:r>
+        <w:rPr>
+          <w:rFonts w:ascii="Consolas" w:hAnsi="Consolas"/>
+          <w:sz w:val="17"/>
+        </w:rPr>
+        <w:t>numeric_columns</w:t>
+      </w:r>
+      <w:proofErr w:type="spellEnd"/>
+      <w:r>
+        <w:rPr>
+          <w:rFonts w:ascii="Consolas" w:hAnsi="Consolas"/>
+          <w:sz w:val="17"/>
+        </w:rPr>
+        <w:t>].describe().round(2))</w:t>
       </w:r>
     </w:p>
     <w:p>
@@ -2495,7 +3711,39 @@
           <w:rFonts w:ascii="Times New Roman" w:hAnsi="Times New Roman"/>
           <w:bCs/>
         </w:rPr>
-        <w:t>1. Hebrail, G., &amp; Berard, A. (2006). Individual Household Electric Power Consumption [Dataset]. UCI Machine Learning Repository</w:t>
+        <w:t xml:space="preserve">1. </w:t>
+      </w:r>
+      <w:proofErr w:type="spellStart"/>
+      <w:r>
+        <w:rPr>
+          <w:rFonts w:ascii="Times New Roman" w:hAnsi="Times New Roman"/>
+          <w:bCs/>
+        </w:rPr>
+        <w:t>Hebrail</w:t>
+      </w:r>
+      <w:proofErr w:type="spellEnd"/>
+      <w:r>
+        <w:rPr>
+          <w:rFonts w:ascii="Times New Roman" w:hAnsi="Times New Roman"/>
+          <w:bCs/>
+        </w:rPr>
+        <w:t xml:space="preserve">, G., &amp; </w:t>
+      </w:r>
+      <w:proofErr w:type="spellStart"/>
+      <w:r>
+        <w:rPr>
+          <w:rFonts w:ascii="Times New Roman" w:hAnsi="Times New Roman"/>
+          <w:bCs/>
+        </w:rPr>
+        <w:t>Berard</w:t>
+      </w:r>
+      <w:proofErr w:type="spellEnd"/>
+      <w:r>
+        <w:rPr>
+          <w:rFonts w:ascii="Times New Roman" w:hAnsi="Times New Roman"/>
+          <w:bCs/>
+        </w:rPr>
+        <w:t>, A. (2006). Individual Household Electric Power Consumption [Dataset]. UCI Machine Learning Repository</w:t>
       </w:r>
       <w:r>
         <w:rPr>
@@ -2585,7 +3833,39 @@
           <w:rFonts w:ascii="Times New Roman" w:hAnsi="Times New Roman"/>
           <w:bCs/>
         </w:rPr>
-        <w:t>4. Matplotlib Development Team. Matplotlib documentation</w:t>
+        <w:t xml:space="preserve">4. </w:t>
+      </w:r>
+      <w:proofErr w:type="spellStart"/>
+      <w:r>
+        <w:rPr>
+          <w:rFonts w:ascii="Times New Roman" w:hAnsi="Times New Roman"/>
+          <w:bCs/>
+        </w:rPr>
+        <w:t>Matplotlib</w:t>
+      </w:r>
+      <w:proofErr w:type="spellEnd"/>
+      <w:r>
+        <w:rPr>
+          <w:rFonts w:ascii="Times New Roman" w:hAnsi="Times New Roman"/>
+          <w:bCs/>
+        </w:rPr>
+        <w:t xml:space="preserve"> Development Team. </w:t>
+      </w:r>
+      <w:proofErr w:type="spellStart"/>
+      <w:r>
+        <w:rPr>
+          <w:rFonts w:ascii="Times New Roman" w:hAnsi="Times New Roman"/>
+          <w:bCs/>
+        </w:rPr>
+        <w:t>Matplotlib</w:t>
+      </w:r>
+      <w:proofErr w:type="spellEnd"/>
+      <w:r>
+        <w:rPr>
+          <w:rFonts w:ascii="Times New Roman" w:hAnsi="Times New Roman"/>
+          <w:bCs/>
+        </w:rPr>
+        <w:t xml:space="preserve"> documentation</w:t>
       </w:r>
       <w:r>
         <w:rPr>
@@ -2619,7 +3899,39 @@
           <w:rFonts w:ascii="Times New Roman" w:hAnsi="Times New Roman"/>
           <w:bCs/>
         </w:rPr>
-        <w:t xml:space="preserve">5. Streamlit, Inc. Streamlit documentation. </w:t>
+        <w:t xml:space="preserve">5. </w:t>
+      </w:r>
+      <w:proofErr w:type="spellStart"/>
+      <w:r>
+        <w:rPr>
+          <w:rFonts w:ascii="Times New Roman" w:hAnsi="Times New Roman"/>
+          <w:bCs/>
+        </w:rPr>
+        <w:t>Streamlit</w:t>
+      </w:r>
+      <w:proofErr w:type="spellEnd"/>
+      <w:r>
+        <w:rPr>
+          <w:rFonts w:ascii="Times New Roman" w:hAnsi="Times New Roman"/>
+          <w:bCs/>
+        </w:rPr>
+        <w:t xml:space="preserve">, Inc. </w:t>
+      </w:r>
+      <w:proofErr w:type="spellStart"/>
+      <w:r>
+        <w:rPr>
+          <w:rFonts w:ascii="Times New Roman" w:hAnsi="Times New Roman"/>
+          <w:bCs/>
+        </w:rPr>
+        <w:t>Streamlit</w:t>
+      </w:r>
+      <w:proofErr w:type="spellEnd"/>
+      <w:r>
+        <w:rPr>
+          <w:rFonts w:ascii="Times New Roman" w:hAnsi="Times New Roman"/>
+          <w:bCs/>
+        </w:rPr>
+        <w:t xml:space="preserve"> documentation. </w:t>
       </w:r>
       <w:hyperlink r:id="rId14" w:history="1">
         <w:r>
@@ -2672,13 +3984,7 @@
         <w:rPr>
           <w:rFonts w:ascii="Times New Roman" w:hAnsi="Times New Roman"/>
         </w:rPr>
-        <w:t>☐</w:t>
-      </w:r>
-      <w:r>
-        <w:rPr>
-          <w:rFonts w:ascii="Times New Roman" w:hAnsi="Times New Roman"/>
-        </w:rPr>
-        <w:t xml:space="preserve">  No AI tools were used in this project.</w:t>
+        <w:t>☐  No AI tools were used in this project.</w:t>
       </w:r>
     </w:p>
     <w:p>
@@ -2832,6 +4138,7 @@
             <w:pPr>
               <w:spacing w:after="60"/>
             </w:pPr>
+            <w:proofErr w:type="spellStart"/>
             <w:r>
               <w:rPr>
                 <w:rFonts w:ascii="Times New Roman" w:hAnsi="Times New Roman"/>
@@ -2839,6 +4146,7 @@
               </w:rPr>
               <w:t>ChatGPT</w:t>
             </w:r>
+            <w:proofErr w:type="spellEnd"/>
           </w:p>
         </w:tc>
         <w:tc>
@@ -2956,16 +4264,124 @@
           <w:rFonts w:ascii="Times New Roman" w:hAnsi="Times New Roman"/>
           <w:b/>
         </w:rPr>
-        <w:t xml:space="preserve">Python Notebook (.ipynb) File Name: </w:t>
+        <w:t>Python Notebook (.</w:t>
+      </w:r>
+      <w:proofErr w:type="spellStart"/>
+      <w:r>
+        <w:rPr>
+          <w:rFonts w:ascii="Times New Roman" w:hAnsi="Times New Roman"/>
+          <w:b/>
+        </w:rPr>
+        <w:t>ipynb</w:t>
+      </w:r>
+      <w:proofErr w:type="spellEnd"/>
+      <w:r>
+        <w:rPr>
+          <w:rFonts w:ascii="Times New Roman" w:hAnsi="Times New Roman"/>
+          <w:b/>
+        </w:rPr>
+        <w:t xml:space="preserve">) File Name: </w:t>
       </w:r>
       <w:hyperlink r:id="rId16" w:history="1">
+        <w:proofErr w:type="spellStart"/>
         <w:r>
           <w:rPr>
             <w:rStyle w:val="Hyperlink"/>
             <w:rFonts w:ascii="Times New Roman" w:hAnsi="Times New Roman"/>
             <w:bCs/>
           </w:rPr>
-          <w:t>household_power_consumption_google colab project_txt_zip.ipynb</w:t>
+          <w:t>household_power_consumption_google</w:t>
+        </w:r>
+        <w:proofErr w:type="spellEnd"/>
+        <w:r>
+          <w:rPr>
+            <w:rStyle w:val="Hyperlink"/>
+            <w:rFonts w:ascii="Times New Roman" w:hAnsi="Times New Roman"/>
+            <w:bCs/>
+          </w:rPr>
+          <w:t xml:space="preserve"> </w:t>
+        </w:r>
+        <w:proofErr w:type="spellStart"/>
+        <w:r>
+          <w:rPr>
+            <w:rStyle w:val="Hyperlink"/>
+            <w:rFonts w:ascii="Times New Roman" w:hAnsi="Times New Roman"/>
+            <w:bCs/>
+          </w:rPr>
+          <w:t>colab</w:t>
+        </w:r>
+        <w:proofErr w:type="spellEnd"/>
+        <w:r>
+          <w:rPr>
+            <w:rStyle w:val="Hyperlink"/>
+            <w:rFonts w:ascii="Times New Roman" w:hAnsi="Times New Roman"/>
+            <w:bCs/>
+          </w:rPr>
+          <w:t xml:space="preserve"> </w:t>
+        </w:r>
+        <w:proofErr w:type="spellStart"/>
+        <w:r>
+          <w:rPr>
+            <w:rStyle w:val="Hyperlink"/>
+            <w:rFonts w:ascii="Times New Roman" w:hAnsi="Times New Roman"/>
+            <w:bCs/>
+          </w:rPr>
+          <w:t>project_txt_zip.ipynb</w:t>
+        </w:r>
+        <w:proofErr w:type="spellEnd"/>
+      </w:hyperlink>
+    </w:p>
+    <w:p>
+      <w:pPr>
+        <w:spacing w:after="80" w:line="252" w:lineRule="auto"/>
+        <w:rPr>
+          <w:b/>
+          <w:bCs/>
+        </w:rPr>
+      </w:pPr>
+      <w:r>
+        <w:rPr>
+          <w:b/>
+          <w:bCs/>
+        </w:rPr>
+        <w:t xml:space="preserve">Live </w:t>
+      </w:r>
+      <w:proofErr w:type="spellStart"/>
+      <w:r>
+        <w:rPr>
+          <w:b/>
+          <w:bCs/>
+        </w:rPr>
+        <w:t>S</w:t>
+      </w:r>
+      <w:r>
+        <w:rPr>
+          <w:b/>
+          <w:bCs/>
+        </w:rPr>
+        <w:t>treamlit</w:t>
+      </w:r>
+      <w:proofErr w:type="spellEnd"/>
+      <w:r>
+        <w:rPr>
+          <w:b/>
+          <w:bCs/>
+        </w:rPr>
+        <w:t xml:space="preserve"> Dashboard:</w:t>
+      </w:r>
+      <w:r>
+        <w:rPr>
+          <w:b/>
+          <w:bCs/>
+        </w:rPr>
+        <w:t xml:space="preserve"> </w:t>
+      </w:r>
+      <w:hyperlink r:id="rId17" w:history="1">
+        <w:r>
+          <w:rPr>
+            <w:rStyle w:val="Hyperlink"/>
+          </w:rPr>
+          <w:t>https://energy-consumption-dashboard-crrdzv2qcrhh9puwb68rhg.streamlit.app/</w:t>
         </w:r>
       </w:hyperlink>
     </w:p>
@@ -2993,6 +4409,20 @@
           <w:bCs/>
         </w:rPr>
         <w:t>Data Analytics Report</w:t>
+      </w:r>
+      <w:r>
+        <w:rPr>
+          <w:rFonts w:ascii="Times New Roman" w:hAnsi="Times New Roman"/>
+          <w:bCs/>
+        </w:rPr>
+        <w:t xml:space="preserve"> </w:t>
+      </w:r>
+      <w:r>
+        <w:rPr>
+          <w:rFonts w:ascii="Times New Roman" w:hAnsi="Times New Roman"/>
+          <w:bCs/>
+        </w:rPr>
+        <w:t>(2)</w:t>
       </w:r>
     </w:p>
     <w:p>
@@ -5503,6 +6933,7 @@
   <w:style w:type="character" w:default="1" w:styleId="DefaultParagraphFont">
     <w:name w:val="Default Paragraph Font"/>
     <w:uiPriority w:val="1"/>
+    <w:semiHidden/>
     <w:unhideWhenUsed/>
   </w:style>
   <w:style w:type="table" w:default="1" w:styleId="TableNormal">
